--- a/edital-04/VIDEO-DEMO.docx
+++ b/edital-04/VIDEO-DEMO.docx
@@ -2,32 +2,6 @@
 <file path=word/document.xml><?xml version="1.0" encoding="utf-8"?>
 <w:document xmlns:w="http://schemas.openxmlformats.org/wordprocessingml/2006/main" xmlns:m="http://schemas.openxmlformats.org/officeDocument/2006/math" xmlns:r="http://schemas.openxmlformats.org/officeDocument/2006/relationships" xmlns:o="urn:schemas-microsoft-com:office:office" xmlns:v="urn:schemas-microsoft-com:vml" xmlns:w10="urn:schemas-microsoft-com:office:word" xmlns:a="http://schemas.openxmlformats.org/drawingml/2006/main" xmlns:pic="http://schemas.openxmlformats.org/drawingml/2006/picture" xmlns:wp="http://schemas.openxmlformats.org/drawingml/2006/wordprocessingDrawing">
   <w:body>
-    <w:sdt>
-      <w:sdtPr>
-        <w:docPartObj>
-          <w:docPartGallery w:val="Table of Contents"/>
-          <w:docPartUnique/>
-        </w:docPartObj>
-      </w:sdtPr>
-      <w:sdtContent>
-        <w:p>
-          <w:pPr>
-            <w:pStyle w:val="TOCHeading"/>
-          </w:pPr>
-          <w:r>
-            <w:t xml:space="preserve">Table of Contents</w:t>
-          </w:r>
-        </w:p>
-        <w:p>
-          <w:r>
-            <w:fldChar w:fldCharType="begin" w:dirty="true"/>
-            <w:instrText xml:space="preserve">TOC \o "1-2" \h \z \u</w:instrText>
-            <w:fldChar w:fldCharType="separate"/>
-            <w:fldChar w:fldCharType="end"/>
-          </w:r>
-        </w:p>
-      </w:sdtContent>
-    </w:sdt>
     <w:bookmarkStart w:id="39" w:name="vídeo-demo-edital-042026-smc-sp-pnab"/>
     <w:p>
       <w:pPr>
@@ -1822,7 +1796,7 @@
           <w:bCs/>
           <w:b/>
         </w:rPr>
-        <w:t xml:space="preserve">sankofa-eosin.vercel.app</w:t>
+        <w:t xml:space="preserve">www.sankofahga.com</w:t>
       </w:r>
       <w:r>
         <w:t xml:space="preserve"> </w:t>

--- a/edital-04/VIDEO-DEMO.docx
+++ b/edital-04/VIDEO-DEMO.docx
@@ -1368,7 +1368,7 @@
         <w:t xml:space="preserve">“</w:t>
       </w:r>
       <w:r>
-        <w:t xml:space="preserve">Já cobre os Volumes I e II. 23 enigmas. 8 mundos.</w:t>
+        <w:t xml:space="preserve">Cobre todos os 8 mundos. 71 enigmas. Volumes I a VIII.</w:t>
       </w:r>
       <w:r>
         <w:t xml:space="preserve">”</w:t>
@@ -2012,7 +2012,7 @@
         <w:t xml:space="preserve"> </w:t>
       </w:r>
       <w:r>
-        <w:t xml:space="preserve">(UNESCO). Cumpre a Lei 10.639/03, é gratuito, open source, e funciona offline. Atualmente cobre os Volumes I e II com 23 enigmas, 9 Casas Reais Africanas e motor de áudio sintetizado de instrumentos africanos.</w:t>
+        <w:t xml:space="preserve">(UNESCO). Cumpre a Lei 10.639/03, é gratuito, open source, e funciona offline. Atualmente cobre os Volumes I a VIII com 71 enigmas, 9 Casas Reais Africanas e motor de áudio sintetizado de instrumentos africanos.</w:t>
       </w:r>
     </w:p>
     <w:p>
@@ -3085,7 +3085,7 @@
         <w:rPr>
           <w:rStyle w:val="VerbatimChar"/>
         </w:rPr>
-        <w:t xml:space="preserve">[5] Já cobre os Volumes I e II. 23 enigmas. 8 mundos.</w:t>
+        <w:t xml:space="preserve">[5] Cobre todos os 8 mundos. 71 enigmas. Volumes I a VIII.</w:t>
       </w:r>
       <w:r>
         <w:br/>
